--- a/MySQL/Lab 1.docx
+++ b/MySQL/Lab 1.docx
@@ -10,11 +10,7 @@
       </w:pPr>
       <w:r>
         <w:rPr/>
-        <w:t xml:space="preserve">Mohamed Sameh Elkholy – MySQL </w:t>
-      </w:r>
-      <w:r>
-        <w:rPr/>
-        <w:t>Lab</w:t>
+        <w:t>Mohamed Sameh Elkholy – MySQL Lab</w:t>
       </w:r>
       <w:r>
         <w:rPr>
@@ -1477,7 +1473,9 @@
         </w:rPr>
       </w:pPr>
       <w:r>
-        <w:rPr/>
+        <w:rPr>
+          <w:sz w:val="28"/>
+        </w:rPr>
       </w:r>
     </w:p>
     <w:p>
@@ -1795,7 +1793,9 @@
         </w:rPr>
       </w:pPr>
       <w:r>
-        <w:rPr/>
+        <w:rPr>
+          <w:sz w:val="28"/>
+        </w:rPr>
       </w:r>
     </w:p>
     <w:p>
@@ -2116,7 +2116,9 @@
         </w:rPr>
       </w:pPr>
       <w:r>
-        <w:rPr/>
+        <w:rPr>
+          <w:sz w:val="28"/>
+        </w:rPr>
       </w:r>
     </w:p>
     <w:p>
@@ -2400,7 +2402,9 @@
         </w:rPr>
       </w:pPr>
       <w:r>
-        <w:rPr/>
+        <w:rPr>
+          <w:sz w:val="28"/>
+        </w:rPr>
       </w:r>
     </w:p>
     <w:p>
@@ -2671,7 +2675,9 @@
         </w:rPr>
       </w:pPr>
       <w:r>
-        <w:rPr/>
+        <w:rPr>
+          <w:sz w:val="28"/>
+        </w:rPr>
       </w:r>
     </w:p>
     <w:p>
@@ -3091,7 +3097,9 @@
         </w:rPr>
       </w:pPr>
       <w:r>
-        <w:rPr/>
+        <w:rPr>
+          <w:sz w:val="28"/>
+        </w:rPr>
       </w:r>
     </w:p>
     <w:p>
@@ -3341,22 +3349,6 @@
           <w:sz w:val="28"/>
         </w:rPr>
         <w:t>WHERE total_paid &gt; 100;</w:t>
-      </w:r>
-    </w:p>
-    <w:p>
-      <w:pPr>
-        <w:pStyle w:val="ListParagraph"/>
-        <w:tabs>
-          <w:tab w:val="clear" w:pos="720"/>
-          <w:tab w:val="left" w:pos="719" w:leader="none"/>
-        </w:tabs>
-        <w:spacing w:lineRule="auto" w:line="276" w:before="0" w:after="0"/>
-        <w:ind w:hanging="359" w:left="719" w:right="0"/>
-        <w:jc w:val="left"/>
-        <w:rPr/>
-      </w:pPr>
-      <w:r>
-        <w:rPr/>
       </w:r>
     </w:p>
     <w:p>
@@ -3368,8 +3360,21 @@
           <w:pgNumType w:fmt="decimal"/>
           <w:formProt w:val="false"/>
           <w:textDirection w:val="lrTb"/>
+          <w:docGrid w:type="default" w:linePitch="100" w:charSpace="0"/>
         </w:sectPr>
-      </w:pPr>
+        <w:pStyle w:val="ListParagraph"/>
+        <w:tabs>
+          <w:tab w:val="clear" w:pos="720"/>
+          <w:tab w:val="left" w:pos="719" w:leader="none"/>
+        </w:tabs>
+        <w:spacing w:lineRule="auto" w:line="276" w:before="0" w:after="0"/>
+        <w:ind w:hanging="359" w:left="719" w:right="0"/>
+        <w:jc w:val="left"/>
+        <w:rPr/>
+      </w:pPr>
+      <w:r>
+        <w:rPr/>
+      </w:r>
     </w:p>
     <w:p>
       <w:pPr>
@@ -3576,7 +3581,23 @@
           <w:spacing w:val="-2"/>
           <w:sz w:val="26"/>
         </w:rPr>
-        <w:t>SELECT CONCAT(last_name, ', ', first_name) AS actor_name</w:t>
+        <w:t xml:space="preserve">SELECT </w:t>
+      </w:r>
+      <w:r>
+        <w:rPr>
+          <w:color w:val="BF0041"/>
+          <w:spacing w:val="-2"/>
+          <w:sz w:val="26"/>
+        </w:rPr>
+        <w:t>UPPER</w:t>
+      </w:r>
+      <w:r>
+        <w:rPr>
+          <w:color w:val="BF0041"/>
+          <w:spacing w:val="-2"/>
+          <w:sz w:val="26"/>
+        </w:rPr>
+        <w:t>(last_name), first_name</w:t>
       </w:r>
     </w:p>
     <w:p>
@@ -3615,7 +3636,11 @@
         </w:rPr>
       </w:pPr>
       <w:r>
-        <w:rPr/>
+        <w:rPr>
+          <w:color w:val="BF0041"/>
+          <w:spacing w:val="-2"/>
+          <w:sz w:val="26"/>
+        </w:rPr>
       </w:r>
     </w:p>
     <w:p>
@@ -3869,7 +3894,9 @@
         </w:rPr>
       </w:pPr>
       <w:r>
-        <w:rPr/>
+        <w:rPr>
+          <w:sz w:val="26"/>
+        </w:rPr>
       </w:r>
     </w:p>
     <w:p>
@@ -4083,6 +4110,48 @@
         </w:rPr>
         <w:t xml:space="preserve">SELECT </w:t>
       </w:r>
+      <w:r>
+        <w:rPr>
+          <w:color w:val="BF0041"/>
+          <w:sz w:val="26"/>
+        </w:rPr>
+        <w:t>CONCAT(SUBSTRING</w:t>
+      </w:r>
+      <w:r>
+        <w:rPr>
+          <w:color w:val="BF0041"/>
+          <w:sz w:val="26"/>
+        </w:rPr>
+        <w:t xml:space="preserve">(description, </w:t>
+      </w:r>
+      <w:r>
+        <w:rPr>
+          <w:color w:val="BF0041"/>
+          <w:sz w:val="26"/>
+        </w:rPr>
+        <w:t>1</w:t>
+      </w:r>
+      <w:r>
+        <w:rPr>
+          <w:color w:val="BF0041"/>
+          <w:sz w:val="26"/>
+        </w:rPr>
+        <w:t>, 50), '...'</w:t>
+      </w:r>
+      <w:r>
+        <w:rPr>
+          <w:color w:val="BF0041"/>
+          <w:sz w:val="26"/>
+        </w:rPr>
+        <w:t>)</w:t>
+      </w:r>
+      <w:r>
+        <w:rPr>
+          <w:color w:val="BF0041"/>
+          <w:sz w:val="26"/>
+        </w:rPr>
+        <w:t xml:space="preserve"> AS short_summary</w:t>
+      </w:r>
     </w:p>
     <w:p>
       <w:pPr>
@@ -4102,14 +4171,7 @@
           <w:color w:val="BF0041"/>
           <w:sz w:val="26"/>
         </w:rPr>
-        <w:t xml:space="preserve">    </w:t>
-      </w:r>
-      <w:r>
-        <w:rPr>
-          <w:color w:val="BF0041"/>
-          <w:sz w:val="26"/>
-        </w:rPr>
-        <w:t>title,</w:t>
+        <w:t>FROM film;</w:t>
       </w:r>
     </w:p>
     <w:p>
@@ -4122,60 +4184,13 @@
         <w:ind w:hanging="360" w:left="720" w:right="167"/>
         <w:jc w:val="left"/>
         <w:rPr>
-          <w:color w:val="BF0041"/>
-        </w:rPr>
-      </w:pPr>
-      <w:r>
-        <w:rPr>
-          <w:color w:val="BF0041"/>
-          <w:sz w:val="26"/>
-        </w:rPr>
-        <w:t xml:space="preserve">    </w:t>
-      </w:r>
-      <w:r>
-        <w:rPr>
-          <w:color w:val="BF0041"/>
-          <w:sz w:val="26"/>
-        </w:rPr>
-        <w:t>LEFT(description, 50) || '...' AS short_summary</w:t>
-      </w:r>
-    </w:p>
-    <w:p>
-      <w:pPr>
-        <w:pStyle w:val="ListParagraph"/>
-        <w:tabs>
-          <w:tab w:val="left" w:pos="720" w:leader="none"/>
-        </w:tabs>
-        <w:spacing w:lineRule="auto" w:line="276" w:before="4" w:after="0"/>
-        <w:ind w:hanging="360" w:left="720" w:right="167"/>
-        <w:jc w:val="left"/>
-        <w:rPr>
-          <w:color w:val="BF0041"/>
-        </w:rPr>
-      </w:pPr>
-      <w:r>
-        <w:rPr>
-          <w:color w:val="BF0041"/>
-          <w:sz w:val="26"/>
-        </w:rPr>
-        <w:t>FROM film;</w:t>
-      </w:r>
-    </w:p>
-    <w:p>
-      <w:pPr>
-        <w:pStyle w:val="ListParagraph"/>
-        <w:tabs>
-          <w:tab w:val="left" w:pos="720" w:leader="none"/>
-        </w:tabs>
-        <w:spacing w:lineRule="auto" w:line="276" w:before="4" w:after="0"/>
-        <w:ind w:hanging="360" w:left="720" w:right="167"/>
-        <w:jc w:val="left"/>
-        <w:rPr>
-          <w:sz w:val="26"/>
-        </w:rPr>
-      </w:pPr>
-      <w:r>
-        <w:rPr/>
+          <w:sz w:val="26"/>
+        </w:rPr>
+      </w:pPr>
+      <w:r>
+        <w:rPr>
+          <w:sz w:val="26"/>
+        </w:rPr>
       </w:r>
     </w:p>
     <w:p>
@@ -4691,7 +4706,7 @@
           <w:color w:val="BF0041"/>
           <w:sz w:val="24"/>
         </w:rPr>
-        <w:t>CREATE FUNCTION get_actor_name(actor_id INT)</w:t>
+        <w:t>DELIMITER /</w:t>
       </w:r>
     </w:p>
     <w:p>
@@ -4712,7 +4727,7 @@
           <w:color w:val="BF0041"/>
           <w:sz w:val="24"/>
         </w:rPr>
-        <w:t>RETURNS TEXT AS $$</w:t>
+        <w:t>CREATE FUNCTION get_actor_name(actor_id INT)</w:t>
       </w:r>
     </w:p>
     <w:p>
@@ -4733,7 +4748,7 @@
           <w:color w:val="BF0041"/>
           <w:sz w:val="24"/>
         </w:rPr>
-        <w:t>BEGIN</w:t>
+        <w:t>RETURNS VARCHAR(100)</w:t>
       </w:r>
     </w:p>
     <w:p>
@@ -4754,14 +4769,7 @@
           <w:color w:val="BF0041"/>
           <w:sz w:val="24"/>
         </w:rPr>
-        <w:t xml:space="preserve">    </w:t>
-      </w:r>
-      <w:r>
-        <w:rPr>
-          <w:color w:val="BF0041"/>
-          <w:sz w:val="24"/>
-        </w:rPr>
-        <w:t>RETURN (SELECT first_name || ' ' || last_name FROM actor WHERE actor_id = $1);</w:t>
+        <w:t>DETERMINISTIC</w:t>
       </w:r>
     </w:p>
     <w:p>
@@ -4782,7 +4790,7 @@
           <w:color w:val="BF0041"/>
           <w:sz w:val="24"/>
         </w:rPr>
-        <w:t>END;</w:t>
+        <w:t>BEGIN</w:t>
       </w:r>
     </w:p>
     <w:p>
@@ -4803,7 +4811,14 @@
           <w:color w:val="BF0041"/>
           <w:sz w:val="24"/>
         </w:rPr>
-        <w:t>$$ LANGUAGE plpgsql;</w:t>
+        <w:t xml:space="preserve">    </w:t>
+      </w:r>
+      <w:r>
+        <w:rPr>
+          <w:color w:val="BF0041"/>
+          <w:sz w:val="24"/>
+        </w:rPr>
+        <w:t>DECLARE full_name VARCHAR(100);</w:t>
       </w:r>
     </w:p>
     <w:p>
@@ -4816,11 +4831,216 @@
         <w:ind w:hanging="360" w:left="720" w:right="281"/>
         <w:jc w:val="left"/>
         <w:rPr>
-          <w:sz w:val="24"/>
-        </w:rPr>
-      </w:pPr>
-      <w:r>
-        <w:rPr/>
+          <w:color w:val="BF0041"/>
+        </w:rPr>
+      </w:pPr>
+      <w:r>
+        <w:rPr>
+          <w:color w:val="BF0041"/>
+          <w:sz w:val="24"/>
+        </w:rPr>
+        <w:t xml:space="preserve">    </w:t>
+      </w:r>
+    </w:p>
+    <w:p>
+      <w:pPr>
+        <w:pStyle w:val="ListParagraph"/>
+        <w:tabs>
+          <w:tab w:val="left" w:pos="720" w:leader="none"/>
+        </w:tabs>
+        <w:spacing w:lineRule="auto" w:line="276" w:before="162" w:after="0"/>
+        <w:ind w:hanging="360" w:left="720" w:right="281"/>
+        <w:jc w:val="left"/>
+        <w:rPr>
+          <w:color w:val="BF0041"/>
+        </w:rPr>
+      </w:pPr>
+      <w:r>
+        <w:rPr>
+          <w:color w:val="BF0041"/>
+          <w:sz w:val="24"/>
+        </w:rPr>
+        <w:t xml:space="preserve">    </w:t>
+      </w:r>
+      <w:r>
+        <w:rPr>
+          <w:color w:val="BF0041"/>
+          <w:sz w:val="24"/>
+        </w:rPr>
+        <w:t>SELECT CONCAT(first_name, ' ', last_name)</w:t>
+      </w:r>
+    </w:p>
+    <w:p>
+      <w:pPr>
+        <w:pStyle w:val="ListParagraph"/>
+        <w:tabs>
+          <w:tab w:val="left" w:pos="720" w:leader="none"/>
+        </w:tabs>
+        <w:spacing w:lineRule="auto" w:line="276" w:before="162" w:after="0"/>
+        <w:ind w:hanging="360" w:left="720" w:right="281"/>
+        <w:jc w:val="left"/>
+        <w:rPr>
+          <w:color w:val="BF0041"/>
+        </w:rPr>
+      </w:pPr>
+      <w:r>
+        <w:rPr>
+          <w:color w:val="BF0041"/>
+          <w:sz w:val="24"/>
+        </w:rPr>
+        <w:t xml:space="preserve">    </w:t>
+      </w:r>
+      <w:r>
+        <w:rPr>
+          <w:color w:val="BF0041"/>
+          <w:sz w:val="24"/>
+        </w:rPr>
+        <w:t>INTO full_name</w:t>
+      </w:r>
+    </w:p>
+    <w:p>
+      <w:pPr>
+        <w:pStyle w:val="ListParagraph"/>
+        <w:tabs>
+          <w:tab w:val="left" w:pos="720" w:leader="none"/>
+        </w:tabs>
+        <w:spacing w:lineRule="auto" w:line="276" w:before="162" w:after="0"/>
+        <w:ind w:hanging="360" w:left="720" w:right="281"/>
+        <w:jc w:val="left"/>
+        <w:rPr>
+          <w:color w:val="BF0041"/>
+        </w:rPr>
+      </w:pPr>
+      <w:r>
+        <w:rPr>
+          <w:color w:val="BF0041"/>
+          <w:sz w:val="24"/>
+        </w:rPr>
+        <w:t xml:space="preserve">    </w:t>
+      </w:r>
+      <w:r>
+        <w:rPr>
+          <w:color w:val="BF0041"/>
+          <w:sz w:val="24"/>
+        </w:rPr>
+        <w:t>FROM actor</w:t>
+      </w:r>
+    </w:p>
+    <w:p>
+      <w:pPr>
+        <w:pStyle w:val="ListParagraph"/>
+        <w:tabs>
+          <w:tab w:val="left" w:pos="720" w:leader="none"/>
+        </w:tabs>
+        <w:spacing w:lineRule="auto" w:line="276" w:before="162" w:after="0"/>
+        <w:ind w:hanging="360" w:left="720" w:right="281"/>
+        <w:jc w:val="left"/>
+        <w:rPr>
+          <w:color w:val="BF0041"/>
+        </w:rPr>
+      </w:pPr>
+      <w:r>
+        <w:rPr>
+          <w:color w:val="BF0041"/>
+          <w:sz w:val="24"/>
+        </w:rPr>
+        <w:t xml:space="preserve">    </w:t>
+      </w:r>
+      <w:r>
+        <w:rPr>
+          <w:color w:val="BF0041"/>
+          <w:sz w:val="24"/>
+        </w:rPr>
+        <w:t>WHERE actor_id = actor_id;</w:t>
+      </w:r>
+    </w:p>
+    <w:p>
+      <w:pPr>
+        <w:pStyle w:val="ListParagraph"/>
+        <w:tabs>
+          <w:tab w:val="left" w:pos="720" w:leader="none"/>
+        </w:tabs>
+        <w:spacing w:lineRule="auto" w:line="276" w:before="162" w:after="0"/>
+        <w:ind w:hanging="360" w:left="720" w:right="281"/>
+        <w:jc w:val="left"/>
+        <w:rPr>
+          <w:color w:val="BF0041"/>
+        </w:rPr>
+      </w:pPr>
+      <w:r>
+        <w:rPr>
+          <w:color w:val="BF0041"/>
+          <w:sz w:val="24"/>
+        </w:rPr>
+        <w:t xml:space="preserve">    </w:t>
+      </w:r>
+      <w:r>
+        <w:rPr>
+          <w:color w:val="BF0041"/>
+          <w:sz w:val="24"/>
+        </w:rPr>
+        <w:t>RETURN full_name;</w:t>
+      </w:r>
+    </w:p>
+    <w:p>
+      <w:pPr>
+        <w:pStyle w:val="ListParagraph"/>
+        <w:tabs>
+          <w:tab w:val="left" w:pos="720" w:leader="none"/>
+        </w:tabs>
+        <w:spacing w:lineRule="auto" w:line="276" w:before="162" w:after="0"/>
+        <w:ind w:hanging="360" w:left="720" w:right="281"/>
+        <w:jc w:val="left"/>
+        <w:rPr>
+          <w:color w:val="BF0041"/>
+        </w:rPr>
+      </w:pPr>
+      <w:r>
+        <w:rPr>
+          <w:color w:val="BF0041"/>
+          <w:sz w:val="24"/>
+        </w:rPr>
+        <w:t>END /</w:t>
+      </w:r>
+    </w:p>
+    <w:p>
+      <w:pPr>
+        <w:pStyle w:val="ListParagraph"/>
+        <w:tabs>
+          <w:tab w:val="left" w:pos="720" w:leader="none"/>
+        </w:tabs>
+        <w:spacing w:lineRule="auto" w:line="276" w:before="162" w:after="0"/>
+        <w:ind w:hanging="360" w:left="720" w:right="281"/>
+        <w:jc w:val="left"/>
+        <w:rPr>
+          <w:color w:val="BF0041"/>
+        </w:rPr>
+      </w:pPr>
+      <w:r>
+        <w:rPr>
+          <w:color w:val="BF0041"/>
+          <w:sz w:val="24"/>
+        </w:rPr>
+        <w:t>DELIMITER ;</w:t>
+      </w:r>
+    </w:p>
+    <w:p>
+      <w:pPr>
+        <w:pStyle w:val="ListParagraph"/>
+        <w:tabs>
+          <w:tab w:val="left" w:pos="720" w:leader="none"/>
+        </w:tabs>
+        <w:spacing w:lineRule="auto" w:line="276" w:before="162" w:after="0"/>
+        <w:ind w:hanging="360" w:left="720" w:right="281"/>
+        <w:jc w:val="left"/>
+        <w:rPr>
+          <w:sz w:val="24"/>
+        </w:rPr>
+      </w:pPr>
+      <w:r>
+        <w:rPr>
+          <w:sz w:val="24"/>
+        </w:rPr>
       </w:r>
     </w:p>
     <w:p>
@@ -5045,7 +5265,7 @@
           <w:color w:val="BF0041"/>
           <w:sz w:val="24"/>
         </w:rPr>
-        <w:t>CREATE FUNCTION rental_count(customer_id INT)</w:t>
+        <w:t>DELIMITER /</w:t>
       </w:r>
     </w:p>
     <w:p>
@@ -5066,7 +5286,7 @@
           <w:color w:val="BF0041"/>
           <w:sz w:val="24"/>
         </w:rPr>
-        <w:t>RETURNS INT AS $$</w:t>
+        <w:t>CREATE FUNCTION rental_count(customer_id INT)</w:t>
       </w:r>
     </w:p>
     <w:p>
@@ -5087,7 +5307,7 @@
           <w:color w:val="BF0041"/>
           <w:sz w:val="24"/>
         </w:rPr>
-        <w:t>BEGIN</w:t>
+        <w:t>RETURNS INT</w:t>
       </w:r>
     </w:p>
     <w:p>
@@ -5108,14 +5328,7 @@
           <w:color w:val="BF0041"/>
           <w:sz w:val="24"/>
         </w:rPr>
-        <w:t xml:space="preserve">    </w:t>
-      </w:r>
-      <w:r>
-        <w:rPr>
-          <w:color w:val="BF0041"/>
-          <w:sz w:val="24"/>
-        </w:rPr>
-        <w:t>RETURN (SELECT COUNT(*) FROM rental WHERE rental.customer_id = $1);</w:t>
+        <w:t>DETERMINISTIC</w:t>
       </w:r>
     </w:p>
     <w:p>
@@ -5136,7 +5349,7 @@
           <w:color w:val="BF0041"/>
           <w:sz w:val="24"/>
         </w:rPr>
-        <w:t>END;</w:t>
+        <w:t>BEGIN</w:t>
       </w:r>
     </w:p>
     <w:p>
@@ -5157,7 +5370,14 @@
           <w:color w:val="BF0041"/>
           <w:sz w:val="24"/>
         </w:rPr>
-        <w:t>$$ LANGUAGE plpgsql;</w:t>
+        <w:t xml:space="preserve">    </w:t>
+      </w:r>
+      <w:r>
+        <w:rPr>
+          <w:color w:val="BF0041"/>
+          <w:sz w:val="24"/>
+        </w:rPr>
+        <w:t>DECLARE rental_total INT;</w:t>
       </w:r>
     </w:p>
     <w:p>
@@ -5170,11 +5390,195 @@
         <w:ind w:hanging="360" w:left="720" w:right="359"/>
         <w:jc w:val="left"/>
         <w:rPr>
-          <w:sz w:val="24"/>
-        </w:rPr>
-      </w:pPr>
-      <w:r>
-        <w:rPr/>
+          <w:color w:val="BF0041"/>
+        </w:rPr>
+      </w:pPr>
+      <w:r>
+        <w:rPr>
+          <w:color w:val="BF0041"/>
+          <w:sz w:val="24"/>
+        </w:rPr>
+        <w:t xml:space="preserve">    </w:t>
+      </w:r>
+      <w:r>
+        <w:rPr>
+          <w:color w:val="BF0041"/>
+          <w:sz w:val="24"/>
+        </w:rPr>
+        <w:t>SELECT COUNT(*)</w:t>
+      </w:r>
+    </w:p>
+    <w:p>
+      <w:pPr>
+        <w:pStyle w:val="ListParagraph"/>
+        <w:tabs>
+          <w:tab w:val="left" w:pos="720" w:leader="none"/>
+        </w:tabs>
+        <w:spacing w:lineRule="auto" w:line="276" w:before="0" w:after="0"/>
+        <w:ind w:hanging="360" w:left="720" w:right="359"/>
+        <w:jc w:val="left"/>
+        <w:rPr>
+          <w:color w:val="BF0041"/>
+        </w:rPr>
+      </w:pPr>
+      <w:r>
+        <w:rPr>
+          <w:color w:val="BF0041"/>
+          <w:sz w:val="24"/>
+        </w:rPr>
+        <w:t xml:space="preserve">    </w:t>
+      </w:r>
+      <w:r>
+        <w:rPr>
+          <w:color w:val="BF0041"/>
+          <w:sz w:val="24"/>
+        </w:rPr>
+        <w:t>INTO rental_total</w:t>
+      </w:r>
+    </w:p>
+    <w:p>
+      <w:pPr>
+        <w:pStyle w:val="ListParagraph"/>
+        <w:tabs>
+          <w:tab w:val="left" w:pos="720" w:leader="none"/>
+        </w:tabs>
+        <w:spacing w:lineRule="auto" w:line="276" w:before="0" w:after="0"/>
+        <w:ind w:hanging="360" w:left="720" w:right="359"/>
+        <w:jc w:val="left"/>
+        <w:rPr>
+          <w:color w:val="BF0041"/>
+        </w:rPr>
+      </w:pPr>
+      <w:r>
+        <w:rPr>
+          <w:color w:val="BF0041"/>
+          <w:sz w:val="24"/>
+        </w:rPr>
+        <w:t xml:space="preserve">    </w:t>
+      </w:r>
+      <w:r>
+        <w:rPr>
+          <w:color w:val="BF0041"/>
+          <w:sz w:val="24"/>
+        </w:rPr>
+        <w:t>FROM rental</w:t>
+      </w:r>
+    </w:p>
+    <w:p>
+      <w:pPr>
+        <w:pStyle w:val="ListParagraph"/>
+        <w:tabs>
+          <w:tab w:val="left" w:pos="720" w:leader="none"/>
+        </w:tabs>
+        <w:spacing w:lineRule="auto" w:line="276" w:before="0" w:after="0"/>
+        <w:ind w:hanging="360" w:left="720" w:right="359"/>
+        <w:jc w:val="left"/>
+        <w:rPr>
+          <w:color w:val="BF0041"/>
+        </w:rPr>
+      </w:pPr>
+      <w:r>
+        <w:rPr>
+          <w:color w:val="BF0041"/>
+          <w:sz w:val="24"/>
+        </w:rPr>
+        <w:t xml:space="preserve">    </w:t>
+      </w:r>
+      <w:r>
+        <w:rPr>
+          <w:color w:val="BF0041"/>
+          <w:sz w:val="24"/>
+        </w:rPr>
+        <w:t>WHERE rental.customer_id = customer_id;</w:t>
+      </w:r>
+    </w:p>
+    <w:p>
+      <w:pPr>
+        <w:pStyle w:val="ListParagraph"/>
+        <w:tabs>
+          <w:tab w:val="left" w:pos="720" w:leader="none"/>
+        </w:tabs>
+        <w:spacing w:lineRule="auto" w:line="276" w:before="0" w:after="0"/>
+        <w:ind w:hanging="360" w:left="720" w:right="359"/>
+        <w:jc w:val="left"/>
+        <w:rPr>
+          <w:color w:val="BF0041"/>
+        </w:rPr>
+      </w:pPr>
+      <w:r>
+        <w:rPr>
+          <w:color w:val="BF0041"/>
+          <w:sz w:val="24"/>
+        </w:rPr>
+        <w:t xml:space="preserve">    </w:t>
+      </w:r>
+      <w:r>
+        <w:rPr>
+          <w:color w:val="BF0041"/>
+          <w:sz w:val="24"/>
+        </w:rPr>
+        <w:t>RETURN rental_total;</w:t>
+      </w:r>
+    </w:p>
+    <w:p>
+      <w:pPr>
+        <w:pStyle w:val="ListParagraph"/>
+        <w:tabs>
+          <w:tab w:val="left" w:pos="720" w:leader="none"/>
+        </w:tabs>
+        <w:spacing w:lineRule="auto" w:line="276" w:before="0" w:after="0"/>
+        <w:ind w:hanging="360" w:left="720" w:right="359"/>
+        <w:jc w:val="left"/>
+        <w:rPr>
+          <w:color w:val="BF0041"/>
+        </w:rPr>
+      </w:pPr>
+      <w:r>
+        <w:rPr>
+          <w:color w:val="BF0041"/>
+          <w:sz w:val="24"/>
+        </w:rPr>
+        <w:t>END /</w:t>
+      </w:r>
+    </w:p>
+    <w:p>
+      <w:pPr>
+        <w:pStyle w:val="ListParagraph"/>
+        <w:tabs>
+          <w:tab w:val="left" w:pos="720" w:leader="none"/>
+        </w:tabs>
+        <w:spacing w:lineRule="auto" w:line="276" w:before="0" w:after="0"/>
+        <w:ind w:hanging="360" w:left="720" w:right="359"/>
+        <w:jc w:val="left"/>
+        <w:rPr>
+          <w:color w:val="BF0041"/>
+        </w:rPr>
+      </w:pPr>
+      <w:r>
+        <w:rPr>
+          <w:color w:val="BF0041"/>
+          <w:sz w:val="24"/>
+        </w:rPr>
+        <w:t>DELIMITER ;</w:t>
+      </w:r>
+    </w:p>
+    <w:p>
+      <w:pPr>
+        <w:pStyle w:val="ListParagraph"/>
+        <w:tabs>
+          <w:tab w:val="left" w:pos="720" w:leader="none"/>
+        </w:tabs>
+        <w:spacing w:lineRule="auto" w:line="276" w:before="0" w:after="0"/>
+        <w:ind w:hanging="360" w:left="720" w:right="359"/>
+        <w:jc w:val="left"/>
+        <w:rPr>
+          <w:sz w:val="24"/>
+        </w:rPr>
+      </w:pPr>
+      <w:r>
+        <w:rPr>
+          <w:sz w:val="24"/>
+        </w:rPr>
       </w:r>
     </w:p>
     <w:p>
@@ -5414,18 +5818,18 @@
           <w:tab w:val="left" w:pos="720" w:leader="none"/>
         </w:tabs>
         <w:spacing w:lineRule="auto" w:line="276" w:before="0" w:after="0"/>
-        <w:ind w:hanging="360" w:left="720" w:right="109"/>
-        <w:jc w:val="left"/>
-        <w:rPr>
-          <w:color w:val="BF0041"/>
-        </w:rPr>
-      </w:pPr>
-      <w:r>
-        <w:rPr>
-          <w:color w:val="BF0041"/>
-          <w:sz w:val="24"/>
-        </w:rPr>
-        <w:t>CREATE FUNCTION to_dollar(amount DECIMAL)</w:t>
+        <w:ind w:hanging="360" w:left="720" w:right="359"/>
+        <w:jc w:val="left"/>
+        <w:rPr>
+          <w:color w:val="BF0041"/>
+        </w:rPr>
+      </w:pPr>
+      <w:r>
+        <w:rPr>
+          <w:color w:val="BF0041"/>
+          <w:sz w:val="24"/>
+        </w:rPr>
+        <w:t>DELIMITER /</w:t>
       </w:r>
     </w:p>
     <w:p>
@@ -5435,18 +5839,18 @@
           <w:tab w:val="left" w:pos="720" w:leader="none"/>
         </w:tabs>
         <w:spacing w:lineRule="auto" w:line="276" w:before="0" w:after="0"/>
-        <w:ind w:hanging="360" w:left="720" w:right="109"/>
-        <w:jc w:val="left"/>
-        <w:rPr>
-          <w:color w:val="BF0041"/>
-        </w:rPr>
-      </w:pPr>
-      <w:r>
-        <w:rPr>
-          <w:color w:val="BF0041"/>
-          <w:sz w:val="24"/>
-        </w:rPr>
-        <w:t>RETURNS TEXT AS $$</w:t>
+        <w:ind w:hanging="360" w:left="720" w:right="359"/>
+        <w:jc w:val="left"/>
+        <w:rPr>
+          <w:color w:val="BF0041"/>
+        </w:rPr>
+      </w:pPr>
+      <w:r>
+        <w:rPr>
+          <w:color w:val="BF0041"/>
+          <w:sz w:val="24"/>
+        </w:rPr>
+        <w:t>CREATE FUNCTION to_dollar(amount DECIMAL(10,2))</w:t>
       </w:r>
     </w:p>
     <w:p>
@@ -5456,7 +5860,49 @@
           <w:tab w:val="left" w:pos="720" w:leader="none"/>
         </w:tabs>
         <w:spacing w:lineRule="auto" w:line="276" w:before="0" w:after="0"/>
-        <w:ind w:hanging="360" w:left="720" w:right="109"/>
+        <w:ind w:hanging="360" w:left="720" w:right="359"/>
+        <w:jc w:val="left"/>
+        <w:rPr>
+          <w:color w:val="BF0041"/>
+        </w:rPr>
+      </w:pPr>
+      <w:r>
+        <w:rPr>
+          <w:color w:val="BF0041"/>
+          <w:sz w:val="24"/>
+        </w:rPr>
+        <w:t>RETURNS VARCHAR(20)</w:t>
+      </w:r>
+    </w:p>
+    <w:p>
+      <w:pPr>
+        <w:pStyle w:val="ListParagraph"/>
+        <w:tabs>
+          <w:tab w:val="left" w:pos="720" w:leader="none"/>
+        </w:tabs>
+        <w:spacing w:lineRule="auto" w:line="276" w:before="0" w:after="0"/>
+        <w:ind w:hanging="360" w:left="720" w:right="359"/>
+        <w:jc w:val="left"/>
+        <w:rPr>
+          <w:color w:val="BF0041"/>
+        </w:rPr>
+      </w:pPr>
+      <w:r>
+        <w:rPr>
+          <w:color w:val="BF0041"/>
+          <w:sz w:val="24"/>
+        </w:rPr>
+        <w:t>DETERMINISTIC</w:t>
+      </w:r>
+    </w:p>
+    <w:p>
+      <w:pPr>
+        <w:pStyle w:val="ListParagraph"/>
+        <w:tabs>
+          <w:tab w:val="left" w:pos="720" w:leader="none"/>
+        </w:tabs>
+        <w:spacing w:lineRule="auto" w:line="276" w:before="0" w:after="0"/>
+        <w:ind w:hanging="360" w:left="720" w:right="359"/>
         <w:jc w:val="left"/>
         <w:rPr>
           <w:color w:val="BF0041"/>
@@ -5477,7 +5923,7 @@
           <w:tab w:val="left" w:pos="720" w:leader="none"/>
         </w:tabs>
         <w:spacing w:lineRule="auto" w:line="276" w:before="0" w:after="0"/>
-        <w:ind w:hanging="360" w:left="720" w:right="109"/>
+        <w:ind w:hanging="360" w:left="720" w:right="359"/>
         <w:jc w:val="left"/>
         <w:rPr>
           <w:color w:val="BF0041"/>
@@ -5495,7 +5941,7 @@
           <w:color w:val="BF0041"/>
           <w:sz w:val="24"/>
         </w:rPr>
-        <w:t>RETURN '$' || amount::TEXT;</w:t>
+        <w:t>DECLARE formatted VARCHAR(20);</w:t>
       </w:r>
     </w:p>
     <w:p>
@@ -5505,18 +5951,18 @@
           <w:tab w:val="left" w:pos="720" w:leader="none"/>
         </w:tabs>
         <w:spacing w:lineRule="auto" w:line="276" w:before="0" w:after="0"/>
-        <w:ind w:hanging="360" w:left="720" w:right="109"/>
-        <w:jc w:val="left"/>
-        <w:rPr>
-          <w:color w:val="BF0041"/>
-        </w:rPr>
-      </w:pPr>
-      <w:r>
-        <w:rPr>
-          <w:color w:val="BF0041"/>
-          <w:sz w:val="24"/>
-        </w:rPr>
-        <w:t>END;</w:t>
+        <w:ind w:hanging="360" w:left="720" w:right="359"/>
+        <w:jc w:val="left"/>
+        <w:rPr>
+          <w:color w:val="BF0041"/>
+        </w:rPr>
+      </w:pPr>
+      <w:r>
+        <w:rPr>
+          <w:color w:val="BF0041"/>
+          <w:sz w:val="24"/>
+        </w:rPr>
+        <w:t xml:space="preserve">    </w:t>
       </w:r>
     </w:p>
     <w:p>
@@ -5526,18 +5972,95 @@
           <w:tab w:val="left" w:pos="720" w:leader="none"/>
         </w:tabs>
         <w:spacing w:lineRule="auto" w:line="276" w:before="0" w:after="0"/>
-        <w:ind w:hanging="360" w:left="720" w:right="109"/>
-        <w:jc w:val="left"/>
-        <w:rPr>
-          <w:color w:val="BF0041"/>
-        </w:rPr>
-      </w:pPr>
-      <w:r>
-        <w:rPr>
-          <w:color w:val="BF0041"/>
-          <w:sz w:val="24"/>
-        </w:rPr>
-        <w:t>$$ LANGUAGE plpgsql;</w:t>
+        <w:ind w:hanging="360" w:left="720" w:right="359"/>
+        <w:jc w:val="left"/>
+        <w:rPr>
+          <w:color w:val="BF0041"/>
+        </w:rPr>
+      </w:pPr>
+      <w:r>
+        <w:rPr>
+          <w:color w:val="BF0041"/>
+          <w:sz w:val="24"/>
+        </w:rPr>
+        <w:t xml:space="preserve">    </w:t>
+      </w:r>
+      <w:r>
+        <w:rPr>
+          <w:color w:val="BF0041"/>
+          <w:sz w:val="24"/>
+        </w:rPr>
+        <w:t>SET formatted = CONCAT('$', amount);</w:t>
+      </w:r>
+    </w:p>
+    <w:p>
+      <w:pPr>
+        <w:pStyle w:val="ListParagraph"/>
+        <w:tabs>
+          <w:tab w:val="left" w:pos="720" w:leader="none"/>
+        </w:tabs>
+        <w:spacing w:lineRule="auto" w:line="276" w:before="0" w:after="0"/>
+        <w:ind w:hanging="360" w:left="720" w:right="359"/>
+        <w:jc w:val="left"/>
+        <w:rPr>
+          <w:color w:val="BF0041"/>
+        </w:rPr>
+      </w:pPr>
+      <w:r>
+        <w:rPr>
+          <w:color w:val="BF0041"/>
+          <w:sz w:val="24"/>
+        </w:rPr>
+        <w:t xml:space="preserve">    </w:t>
+      </w:r>
+    </w:p>
+    <w:p>
+      <w:pPr>
+        <w:pStyle w:val="ListParagraph"/>
+        <w:tabs>
+          <w:tab w:val="left" w:pos="720" w:leader="none"/>
+        </w:tabs>
+        <w:spacing w:lineRule="auto" w:line="276" w:before="0" w:after="0"/>
+        <w:ind w:hanging="360" w:left="720" w:right="359"/>
+        <w:jc w:val="left"/>
+        <w:rPr>
+          <w:color w:val="BF0041"/>
+        </w:rPr>
+      </w:pPr>
+      <w:r>
+        <w:rPr>
+          <w:color w:val="BF0041"/>
+          <w:sz w:val="24"/>
+        </w:rPr>
+        <w:t xml:space="preserve">    </w:t>
+      </w:r>
+      <w:r>
+        <w:rPr>
+          <w:color w:val="BF0041"/>
+          <w:sz w:val="24"/>
+        </w:rPr>
+        <w:t>RETURN formatted;</w:t>
+      </w:r>
+    </w:p>
+    <w:p>
+      <w:pPr>
+        <w:pStyle w:val="ListParagraph"/>
+        <w:tabs>
+          <w:tab w:val="left" w:pos="720" w:leader="none"/>
+        </w:tabs>
+        <w:spacing w:lineRule="auto" w:line="276" w:before="0" w:after="0"/>
+        <w:ind w:hanging="360" w:left="720" w:right="359"/>
+        <w:jc w:val="left"/>
+        <w:rPr>
+          <w:color w:val="BF0041"/>
+        </w:rPr>
+      </w:pPr>
+      <w:r>
+        <w:rPr>
+          <w:color w:val="BF0041"/>
+          <w:sz w:val="24"/>
+        </w:rPr>
+        <w:t>END /</w:t>
       </w:r>
     </w:p>
     <w:p>
@@ -5556,14 +6079,18 @@
           <w:tab w:val="left" w:pos="720" w:leader="none"/>
         </w:tabs>
         <w:spacing w:lineRule="auto" w:line="276" w:before="0" w:after="0"/>
-        <w:ind w:hanging="360" w:left="720" w:right="109"/>
-        <w:jc w:val="left"/>
-        <w:rPr>
-          <w:sz w:val="24"/>
-        </w:rPr>
-      </w:pPr>
-      <w:r>
-        <w:rPr/>
+        <w:ind w:hanging="360" w:left="720" w:right="359"/>
+        <w:jc w:val="left"/>
+        <w:rPr>
+          <w:color w:val="BF0041"/>
+        </w:rPr>
+      </w:pPr>
+      <w:r>
+        <w:rPr>
+          <w:color w:val="BF0041"/>
+          <w:sz w:val="24"/>
+        </w:rPr>
+        <w:t>DELIMITER ;</w:t>
       </w:r>
     </w:p>
     <w:p>
@@ -6178,7 +6705,10 @@
         </w:rPr>
       </w:pPr>
       <w:r>
-        <w:rPr/>
+        <w:rPr>
+          <w:spacing w:val="-2"/>
+          <w:sz w:val="26"/>
+        </w:rPr>
       </w:r>
     </w:p>
     <w:p>
@@ -7244,7 +7774,10 @@
         </w:rPr>
       </w:pPr>
       <w:r>
-        <w:rPr/>
+        <w:rPr>
+          <w:spacing w:val="-2"/>
+          <w:sz w:val="26"/>
+        </w:rPr>
       </w:r>
     </w:p>
     <w:p>
@@ -8741,6 +9274,7 @@
     <w:qFormat/>
     <w:pPr>
       <w:widowControl w:val="false"/>
+      <w:suppressAutoHyphens w:val="true"/>
       <w:bidi w:val="0"/>
       <w:spacing w:lineRule="auto" w:line="240" w:before="0" w:after="0"/>
       <w:ind w:left="0" w:right="0"/>
